--- a/3_Pilot_Course/Participant_Packet/worksheets/Session4_Planted_Error_Agent.docx
+++ b/3_Pilot_Course/Participant_Packet/worksheets/Session4_Planted_Error_Agent.docx
@@ -2015,7 +2015,7 @@
               <w:pStyle w:val="Compact"/>
             </w:pPr>
             <w:r>
-              <w:t xml:space="preserve">the §6e build-degrade-verify prompt</w:t>
+              <w:t xml:space="preserve">AI-6.1, the build-degrade-verify prompt</w:t>
             </w:r>
           </w:p>
         </w:tc>
